--- a/TZ.docx
+++ b/TZ.docx
@@ -517,7 +517,7 @@
                 <w:szCs w:val="24"/>
                 <w:lang w:eastAsia="ru-KG"/>
               </w:rPr>
-              <w:t>GAUDI</w:t>
+              <w:t>Schedule</w:t>
             </w:r>
           </w:p>
         </w:tc>
@@ -1089,7 +1089,7 @@
           <w:bCs/>
           <w:sz w:val="24"/>
           <w:szCs w:val="24"/>
-          <w:lang w:val="ru-KG" w:eastAsia="ru-KG"/>
+          <w:lang w:eastAsia="ru-KG"/>
         </w:rPr>
       </w:pPr>
       <w:r>
@@ -1110,7 +1110,7 @@
           <w:bCs/>
           <w:sz w:val="24"/>
           <w:szCs w:val="24"/>
-          <w:lang w:val="ru-KG" w:eastAsia="ru-KG"/>
+          <w:lang w:eastAsia="ru-KG"/>
         </w:rPr>
         <w:t>3 Целостность</w:t>
       </w:r>
@@ -1122,7 +1122,7 @@
           <w:rFonts w:ascii="Times New Roman" w:eastAsia="Times New Roman" w:hAnsi="Times New Roman" w:cs="Times New Roman"/>
           <w:sz w:val="24"/>
           <w:szCs w:val="24"/>
-          <w:lang w:val="ru-KG" w:eastAsia="ru-KG"/>
+          <w:lang w:eastAsia="ru-KG"/>
         </w:rPr>
       </w:pPr>
       <w:r>
@@ -1139,7 +1139,7 @@
           <w:rFonts w:ascii="Times New Roman" w:eastAsia="Times New Roman" w:hAnsi="Times New Roman" w:cs="Times New Roman"/>
           <w:sz w:val="24"/>
           <w:szCs w:val="24"/>
-          <w:lang w:val="ru-KG" w:eastAsia="ru-KG"/>
+          <w:lang w:eastAsia="ru-KG"/>
         </w:rPr>
         <w:t xml:space="preserve"> ЭЖП</w:t>
       </w:r>
@@ -2707,7 +2707,7 @@
           <w:rFonts w:ascii="Times New Roman" w:eastAsia="Times New Roman" w:hAnsi="Times New Roman" w:cs="Times New Roman"/>
           <w:sz w:val="24"/>
           <w:szCs w:val="24"/>
-          <w:lang w:val="ru-KG" w:eastAsia="ru-KG"/>
+          <w:lang w:eastAsia="ru-KG"/>
         </w:rPr>
         <w:t>–</w:t>
       </w:r>
@@ -6364,21 +6364,12 @@
         <w:t>).</w:t>
       </w:r>
       <w:r>
-        <w:rPr>
-          <w:lang w:val="ru-KG"/>
-        </w:rPr>
         <w:t xml:space="preserve"> Активна для нажатия только та карточка, занятие по которой идёт, по времени, </w:t>
       </w:r>
       <w:r>
-        <w:rPr>
-          <w:lang w:val="ru-KG"/>
-        </w:rPr>
         <w:t>прямо сейчас.</w:t>
       </w:r>
       <w:r>
-        <w:rPr>
-          <w:lang w:val="ru-KG"/>
-        </w:rPr>
         <w:t xml:space="preserve"> Кнопка Просмотр отчётов</w:t>
       </w:r>
     </w:p>
@@ -6402,48 +6393,30 @@
         <w:t xml:space="preserve"> Таблица студентов с кнопками-переключателями [ П ] [ О ] [ НБ ] [ Б ]. </w:t>
       </w:r>
       <w:r>
-        <w:t xml:space="preserve">П </w:t>
-      </w:r>
-      <w:r>
-        <w:rPr>
-          <w:lang w:val="ru-KG"/>
-        </w:rPr>
-        <w:t xml:space="preserve">зелёного цвета, О – жёлтого, НБ – красного, Б – синего. Сверху должны быть надписи с названиями Предмета и Группы. </w:t>
+        <w:t xml:space="preserve">П зелёного цвета, О – жёлтого, НБ – красного, Б – синего. Сверху должны быть надписи с названиями Предмета и Группы. </w:t>
       </w:r>
       <w:r>
         <w:t>Кнопк</w:t>
       </w:r>
       <w:r>
-        <w:rPr>
-          <w:lang w:val="ru-KG"/>
-        </w:rPr>
         <w:t>и</w:t>
       </w:r>
       <w:r>
         <w:t xml:space="preserve"> «Сохранить» </w:t>
       </w:r>
       <w:r>
-        <w:rPr>
-          <w:lang w:val="ru-KG"/>
-        </w:rPr>
         <w:t>и</w:t>
       </w:r>
       <w:r>
         <w:t xml:space="preserve"> «Выход» </w:t>
       </w:r>
       <w:r>
-        <w:rPr>
-          <w:lang w:val="ru-KG"/>
-        </w:rPr>
         <w:t>под списком студентов</w:t>
       </w:r>
       <w:r>
         <w:t>.</w:t>
       </w:r>
       <w:r>
-        <w:rPr>
-          <w:lang w:val="ru-KG"/>
-        </w:rPr>
         <w:t xml:space="preserve"> В процессе сохранения кнопка “Сохранить” меняется на серую “Сохранение...”</w:t>
       </w:r>
     </w:p>
@@ -6454,7 +6427,7 @@
           <w:rFonts w:ascii="Times New Roman" w:eastAsia="Times New Roman" w:hAnsi="Times New Roman" w:cs="Times New Roman"/>
           <w:sz w:val="24"/>
           <w:szCs w:val="24"/>
-          <w:lang w:val="ru-KG" w:eastAsia="ru-KG"/>
+          <w:lang w:eastAsia="ru-KG"/>
         </w:rPr>
       </w:pPr>
       <w:r>
@@ -6464,7 +6437,7 @@
           <w:bCs/>
           <w:sz w:val="24"/>
           <w:szCs w:val="24"/>
-          <w:lang w:val="ru-KG" w:eastAsia="ru-KG"/>
+          <w:lang w:eastAsia="ru-KG"/>
         </w:rPr>
         <w:t>Экран «Отчеты Преподавателя»:</w:t>
       </w:r>
@@ -6480,7 +6453,7 @@
           <w:rFonts w:ascii="Times New Roman" w:eastAsia="Times New Roman" w:hAnsi="Times New Roman" w:cs="Times New Roman"/>
           <w:sz w:val="24"/>
           <w:szCs w:val="24"/>
-          <w:lang w:val="ru-KG" w:eastAsia="ru-KG"/>
+          <w:lang w:eastAsia="ru-KG"/>
         </w:rPr>
       </w:pPr>
       <w:r>
@@ -6490,7 +6463,7 @@
           <w:bCs/>
           <w:sz w:val="24"/>
           <w:szCs w:val="24"/>
-          <w:lang w:val="ru-KG" w:eastAsia="ru-KG"/>
+          <w:lang w:eastAsia="ru-KG"/>
         </w:rPr>
         <w:t>Фильтры:</w:t>
       </w:r>
@@ -6499,7 +6472,7 @@
           <w:rFonts w:ascii="Times New Roman" w:eastAsia="Times New Roman" w:hAnsi="Times New Roman" w:cs="Times New Roman"/>
           <w:sz w:val="24"/>
           <w:szCs w:val="24"/>
-          <w:lang w:val="ru-KG" w:eastAsia="ru-KG"/>
+          <w:lang w:eastAsia="ru-KG"/>
         </w:rPr>
         <w:t xml:space="preserve"> Выбор группы, дисциплины и периода (даты «с» и «по»).</w:t>
       </w:r>
@@ -6515,7 +6488,7 @@
           <w:rFonts w:ascii="Times New Roman" w:eastAsia="Times New Roman" w:hAnsi="Times New Roman" w:cs="Times New Roman"/>
           <w:sz w:val="24"/>
           <w:szCs w:val="24"/>
-          <w:lang w:val="ru-KG" w:eastAsia="ru-KG"/>
+          <w:lang w:eastAsia="ru-KG"/>
         </w:rPr>
       </w:pPr>
       <w:r>
@@ -6525,7 +6498,7 @@
           <w:bCs/>
           <w:sz w:val="24"/>
           <w:szCs w:val="24"/>
-          <w:lang w:val="ru-KG" w:eastAsia="ru-KG"/>
+          <w:lang w:eastAsia="ru-KG"/>
         </w:rPr>
         <w:t>Таблица:</w:t>
       </w:r>
@@ -6534,7 +6507,7 @@
           <w:rFonts w:ascii="Times New Roman" w:eastAsia="Times New Roman" w:hAnsi="Times New Roman" w:cs="Times New Roman"/>
           <w:sz w:val="24"/>
           <w:szCs w:val="24"/>
-          <w:lang w:val="ru-KG" w:eastAsia="ru-KG"/>
+          <w:lang w:eastAsia="ru-KG"/>
         </w:rPr>
         <w:t xml:space="preserve"> Список студентов, количество «НБ», «О» и итоговый % посещаемости (рассчитывается как </w:t>
       </w:r>
@@ -6543,7 +6516,7 @@
           <w:rFonts w:ascii="Courier New" w:eastAsia="Times New Roman" w:hAnsi="Courier New" w:cs="Courier New"/>
           <w:sz w:val="20"/>
           <w:szCs w:val="20"/>
-          <w:lang w:val="ru-KG" w:eastAsia="ru-KG"/>
+          <w:lang w:eastAsia="ru-KG"/>
         </w:rPr>
         <w:t>(П + О) / всего занятий</w:t>
       </w:r>
@@ -6552,7 +6525,7 @@
           <w:rFonts w:ascii="Times New Roman" w:eastAsia="Times New Roman" w:hAnsi="Times New Roman" w:cs="Times New Roman"/>
           <w:sz w:val="24"/>
           <w:szCs w:val="24"/>
-          <w:lang w:val="ru-KG" w:eastAsia="ru-KG"/>
+          <w:lang w:eastAsia="ru-KG"/>
         </w:rPr>
         <w:t>).</w:t>
       </w:r>
@@ -6568,7 +6541,7 @@
           <w:rFonts w:ascii="Times New Roman" w:eastAsia="Times New Roman" w:hAnsi="Times New Roman" w:cs="Times New Roman"/>
           <w:sz w:val="24"/>
           <w:szCs w:val="24"/>
-          <w:lang w:val="ru-KG" w:eastAsia="ru-KG"/>
+          <w:lang w:eastAsia="ru-KG"/>
         </w:rPr>
       </w:pPr>
       <w:r>
@@ -6578,7 +6551,7 @@
           <w:bCs/>
           <w:sz w:val="24"/>
           <w:szCs w:val="24"/>
-          <w:lang w:val="ru-KG" w:eastAsia="ru-KG"/>
+          <w:lang w:eastAsia="ru-KG"/>
         </w:rPr>
         <w:t>Визуализация:</w:t>
       </w:r>
@@ -6587,7 +6560,7 @@
           <w:rFonts w:ascii="Times New Roman" w:eastAsia="Times New Roman" w:hAnsi="Times New Roman" w:cs="Times New Roman"/>
           <w:sz w:val="24"/>
           <w:szCs w:val="24"/>
-          <w:lang w:val="ru-KG" w:eastAsia="ru-KG"/>
+          <w:lang w:eastAsia="ru-KG"/>
         </w:rPr>
         <w:t xml:space="preserve"> Цветовая индикация студентов, чей процент посещаемости ниже установленного порога.</w:t>
       </w:r>
@@ -6608,7 +6581,6 @@
         <w:rPr>
           <w:b/>
           <w:bCs/>
-          <w:lang w:val="ru-KG"/>
         </w:rPr>
         <w:t>ы</w:t>
       </w:r>
@@ -6640,33 +6612,18 @@
         <w:t xml:space="preserve"> Список закрепленных групп</w:t>
       </w:r>
       <w:r>
-        <w:rPr>
-          <w:lang w:val="ru-KG"/>
-        </w:rPr>
         <w:t xml:space="preserve"> с Кнопками</w:t>
       </w:r>
       <w:r>
-        <w:rPr>
-          <w:lang w:val="ru-KG"/>
-        </w:rPr>
         <w:t xml:space="preserve"> и кнопк</w:t>
       </w:r>
       <w:r>
-        <w:rPr>
-          <w:lang w:val="ru-KG"/>
-        </w:rPr>
         <w:t>ами</w:t>
       </w:r>
       <w:r>
-        <w:rPr>
-          <w:lang w:val="ru-KG"/>
-        </w:rPr>
         <w:t xml:space="preserve"> для перехода к Запросам Б</w:t>
       </w:r>
       <w:r>
-        <w:rPr>
-          <w:lang w:val="ru-KG"/>
-        </w:rPr>
         <w:t xml:space="preserve"> и Просмотр отчётов</w:t>
       </w:r>
       <w:r>
@@ -6702,21 +6659,12 @@
         <w:t>. Кнопки быстрого действия: «Подтвердить» (зеленая) / «Отклонить» (красная)</w:t>
       </w:r>
       <w:r>
-        <w:rPr>
-          <w:lang w:val="ru-KG"/>
-        </w:rPr>
         <w:t>,</w:t>
       </w:r>
       <w:r>
-        <w:rPr>
-          <w:lang w:val="ru-KG"/>
-        </w:rPr>
         <w:t xml:space="preserve"> </w:t>
       </w:r>
       <w:r>
-        <w:rPr>
-          <w:lang w:val="ru-KG"/>
-        </w:rPr>
         <w:t>и кнопкой “Сохранить”</w:t>
       </w:r>
     </w:p>
@@ -6733,59 +6681,68 @@
         <w:rPr>
           <w:b/>
           <w:bCs/>
-          <w:lang w:val="ru-KG"/>
-        </w:rPr>
-        <w:t>Журнал</w:t>
-      </w:r>
-      <w:r>
-        <w:rPr>
+        </w:rPr>
+        <w:t>Журнал:</w:t>
+      </w:r>
+      <w:r>
+        <w:t xml:space="preserve"> Таблица студентов</w:t>
+      </w:r>
+      <w:r>
+        <w:t xml:space="preserve"> с отмеченными статусами посещения и кнопкой для отметки </w:t>
+      </w:r>
+      <w:r>
+        <w:rPr>
+          <w:lang w:val="en-US"/>
+        </w:rPr>
+        <w:t xml:space="preserve">[ </w:t>
+      </w:r>
+      <w:r>
+        <w:t>А</w:t>
+      </w:r>
+      <w:r>
+        <w:rPr>
+          <w:lang w:val="en-US"/>
+        </w:rPr>
+        <w:t xml:space="preserve"> ]</w:t>
+      </w:r>
+      <w:r>
+        <w:t xml:space="preserve"> и кнопкой “Сохранить”.</w:t>
+      </w:r>
+    </w:p>
+    <w:p>
+      <w:pPr>
+        <w:spacing w:before="100" w:beforeAutospacing="1" w:after="100" w:afterAutospacing="1" w:line="240" w:lineRule="auto"/>
+        <w:rPr>
+          <w:rFonts w:ascii="Times New Roman" w:eastAsia="Times New Roman" w:hAnsi="Times New Roman" w:cs="Times New Roman"/>
+          <w:sz w:val="24"/>
+          <w:szCs w:val="24"/>
+          <w:lang w:eastAsia="ru-KG"/>
+        </w:rPr>
+      </w:pPr>
+      <w:r>
+        <w:rPr>
+          <w:rFonts w:ascii="Times New Roman" w:eastAsia="Times New Roman" w:hAnsi="Times New Roman" w:cs="Times New Roman"/>
           <w:b/>
           <w:bCs/>
-        </w:rPr>
-        <w:t>:</w:t>
-      </w:r>
-      <w:r>
-        <w:t xml:space="preserve"> Таблица студентов</w:t>
-      </w:r>
-      <w:r>
-        <w:rPr>
-          <w:lang w:val="ru-KG"/>
-        </w:rPr>
-        <w:t xml:space="preserve"> с отмеченными статусами посещения и кнопкой для отметки </w:t>
-      </w:r>
-      <w:r>
-        <w:rPr>
-          <w:lang w:val="en-US"/>
-        </w:rPr>
-        <w:t xml:space="preserve">[ </w:t>
-      </w:r>
-      <w:r>
-        <w:rPr>
-          <w:lang w:val="ru-KG"/>
-        </w:rPr>
-        <w:t>А</w:t>
-      </w:r>
-      <w:r>
-        <w:rPr>
-          <w:lang w:val="en-US"/>
-        </w:rPr>
-        <w:t xml:space="preserve"> ]</w:t>
-      </w:r>
-      <w:r>
-        <w:rPr>
-          <w:lang w:val="ru-KG"/>
-        </w:rPr>
-        <w:t xml:space="preserve"> и кнопкой “Сохранить”.</w:t>
-      </w:r>
-    </w:p>
-    <w:p>
-      <w:pPr>
+          <w:sz w:val="24"/>
+          <w:szCs w:val="24"/>
+          <w:lang w:eastAsia="ru-KG"/>
+        </w:rPr>
+        <w:t>Экран «Отчеты Куратора»:</w:t>
+      </w:r>
+    </w:p>
+    <w:p>
+      <w:pPr>
+        <w:numPr>
+          <w:ilvl w:val="0"/>
+          <w:numId w:val="31"/>
+        </w:numPr>
         <w:spacing w:before="100" w:beforeAutospacing="1" w:after="100" w:afterAutospacing="1" w:line="240" w:lineRule="auto"/>
         <w:rPr>
           <w:rFonts w:ascii="Times New Roman" w:eastAsia="Times New Roman" w:hAnsi="Times New Roman" w:cs="Times New Roman"/>
           <w:sz w:val="24"/>
           <w:szCs w:val="24"/>
-          <w:lang w:val="ru-KG" w:eastAsia="ru-KG"/>
+          <w:lang w:eastAsia="ru-KG"/>
         </w:rPr>
       </w:pPr>
       <w:r>
@@ -6795,9 +6752,18 @@
           <w:bCs/>
           <w:sz w:val="24"/>
           <w:szCs w:val="24"/>
-          <w:lang w:val="ru-KG" w:eastAsia="ru-KG"/>
-        </w:rPr>
-        <w:t>Экран «Отчеты Куратора»:</w:t>
+          <w:lang w:eastAsia="ru-KG"/>
+        </w:rPr>
+        <w:t>Фильтры:</w:t>
+      </w:r>
+      <w:r>
+        <w:rPr>
+          <w:rFonts w:ascii="Times New Roman" w:eastAsia="Times New Roman" w:hAnsi="Times New Roman" w:cs="Times New Roman"/>
+          <w:sz w:val="24"/>
+          <w:szCs w:val="24"/>
+          <w:lang w:eastAsia="ru-KG"/>
+        </w:rPr>
+        <w:t xml:space="preserve"> Выбор конкретной группы из списка закрепленных.</w:t>
       </w:r>
     </w:p>
     <w:p>
@@ -6811,7 +6777,7 @@
           <w:rFonts w:ascii="Times New Roman" w:eastAsia="Times New Roman" w:hAnsi="Times New Roman" w:cs="Times New Roman"/>
           <w:sz w:val="24"/>
           <w:szCs w:val="24"/>
-          <w:lang w:val="ru-KG" w:eastAsia="ru-KG"/>
+          <w:lang w:eastAsia="ru-KG"/>
         </w:rPr>
       </w:pPr>
       <w:r>
@@ -6821,62 +6787,253 @@
           <w:bCs/>
           <w:sz w:val="24"/>
           <w:szCs w:val="24"/>
-          <w:lang w:val="ru-KG" w:eastAsia="ru-KG"/>
-        </w:rPr>
-        <w:t>Фильтры:</w:t>
-      </w:r>
-      <w:r>
-        <w:rPr>
-          <w:rFonts w:ascii="Times New Roman" w:eastAsia="Times New Roman" w:hAnsi="Times New Roman" w:cs="Times New Roman"/>
-          <w:sz w:val="24"/>
-          <w:szCs w:val="24"/>
-          <w:lang w:val="ru-KG" w:eastAsia="ru-KG"/>
-        </w:rPr>
-        <w:t xml:space="preserve"> Выбор конкретной группы из списка закрепленных.</w:t>
-      </w:r>
-    </w:p>
-    <w:p>
-      <w:pPr>
-        <w:numPr>
-          <w:ilvl w:val="0"/>
-          <w:numId w:val="31"/>
-        </w:numPr>
-        <w:spacing w:before="100" w:beforeAutospacing="1" w:after="100" w:afterAutospacing="1" w:line="240" w:lineRule="auto"/>
-        <w:rPr>
-          <w:rFonts w:ascii="Times New Roman" w:eastAsia="Times New Roman" w:hAnsi="Times New Roman" w:cs="Times New Roman"/>
-          <w:sz w:val="24"/>
-          <w:szCs w:val="24"/>
-          <w:lang w:val="ru-KG" w:eastAsia="ru-KG"/>
-        </w:rPr>
-      </w:pPr>
-      <w:r>
-        <w:rPr>
-          <w:rFonts w:ascii="Times New Roman" w:eastAsia="Times New Roman" w:hAnsi="Times New Roman" w:cs="Times New Roman"/>
+          <w:lang w:eastAsia="ru-KG"/>
+        </w:rPr>
+        <w:t>Сводная таблица:</w:t>
+      </w:r>
+      <w:r>
+        <w:rPr>
+          <w:rFonts w:ascii="Times New Roman" w:eastAsia="Times New Roman" w:hAnsi="Times New Roman" w:cs="Times New Roman"/>
+          <w:sz w:val="24"/>
+          <w:szCs w:val="24"/>
+          <w:lang w:eastAsia="ru-KG"/>
+        </w:rPr>
+        <w:t xml:space="preserve"> Посещаемость по всем дисциплинам группы. Отдельный блок «Список Б_pending» (очередь на подтверждение)</w:t>
+      </w:r>
+      <w:r>
+        <w:rPr>
+          <w:rFonts w:ascii="Times New Roman" w:eastAsia="Times New Roman" w:hAnsi="Times New Roman" w:cs="Times New Roman"/>
+          <w:sz w:val="24"/>
+          <w:szCs w:val="24"/>
+          <w:lang w:eastAsia="ru-KG"/>
+        </w:rPr>
+        <w:t>.</w:t>
+      </w:r>
+    </w:p>
+    <w:p>
+      <w:pPr>
+        <w:pStyle w:val="a3"/>
+        <w:spacing w:before="0" w:beforeAutospacing="0" w:after="0" w:afterAutospacing="0"/>
+      </w:pPr>
+      <w:r>
+        <w:rPr>
           <w:b/>
           <w:bCs/>
-          <w:sz w:val="24"/>
-          <w:szCs w:val="24"/>
-          <w:lang w:val="ru-KG" w:eastAsia="ru-KG"/>
-        </w:rPr>
-        <w:t>Сводная таблица:</w:t>
-      </w:r>
-      <w:r>
-        <w:rPr>
-          <w:rFonts w:ascii="Times New Roman" w:eastAsia="Times New Roman" w:hAnsi="Times New Roman" w:cs="Times New Roman"/>
-          <w:sz w:val="24"/>
-          <w:szCs w:val="24"/>
-          <w:lang w:val="ru-KG" w:eastAsia="ru-KG"/>
-        </w:rPr>
-        <w:t xml:space="preserve"> Посещаемость по всем дисциплинам группы. Отдельный блок «Список Б_pending» (очередь на подтверждение)</w:t>
-      </w:r>
-      <w:r>
-        <w:rPr>
-          <w:rFonts w:ascii="Times New Roman" w:eastAsia="Times New Roman" w:hAnsi="Times New Roman" w:cs="Times New Roman"/>
-          <w:sz w:val="24"/>
-          <w:szCs w:val="24"/>
-          <w:lang w:val="ru-KG" w:eastAsia="ru-KG"/>
-        </w:rPr>
-        <w:t>.</w:t>
+        </w:rPr>
+        <w:lastRenderedPageBreak/>
+        <w:t>16.4. Экран Учебной части:</w:t>
+      </w:r>
+    </w:p>
+    <w:p>
+      <w:pPr>
+        <w:pStyle w:val="a3"/>
+        <w:numPr>
+          <w:ilvl w:val="0"/>
+          <w:numId w:val="32"/>
+        </w:numPr>
+        <w:spacing w:before="0" w:beforeAutospacing="0" w:after="0" w:afterAutospacing="0"/>
+      </w:pPr>
+      <w:r>
+        <w:rPr>
+          <w:b/>
+          <w:bCs/>
+        </w:rPr>
+        <w:t>Панель управления:</w:t>
+      </w:r>
+      <w:r>
+        <w:t xml:space="preserve"> Поля установки дат начала/окончания семестра.</w:t>
+      </w:r>
+    </w:p>
+    <w:p>
+      <w:pPr>
+        <w:pStyle w:val="a3"/>
+        <w:numPr>
+          <w:ilvl w:val="0"/>
+          <w:numId w:val="32"/>
+        </w:numPr>
+        <w:spacing w:before="0" w:beforeAutospacing="0" w:after="0" w:afterAutospacing="0"/>
+      </w:pPr>
+      <w:r>
+        <w:rPr>
+          <w:b/>
+          <w:bCs/>
+        </w:rPr>
+        <w:t>Интерфейс поиска:</w:t>
+      </w:r>
+      <w:r>
+        <w:t xml:space="preserve"> Расширенный фильтр по студентам, группам и дисциплинам.</w:t>
+      </w:r>
+    </w:p>
+    <w:p>
+      <w:pPr>
+        <w:pStyle w:val="a3"/>
+        <w:numPr>
+          <w:ilvl w:val="0"/>
+          <w:numId w:val="32"/>
+        </w:numPr>
+        <w:spacing w:before="0" w:beforeAutospacing="0" w:after="0" w:afterAutospacing="0"/>
+      </w:pPr>
+      <w:r>
+        <w:rPr>
+          <w:b/>
+          <w:bCs/>
+        </w:rPr>
+        <w:t>Управление занятиями:</w:t>
+      </w:r>
+      <w:r>
+        <w:t xml:space="preserve"> Список всех занятий с возможностью принудительной отмены (</w:t>
+      </w:r>
+      <w:r>
+        <w:rPr>
+          <w:rStyle w:val="HTML1"/>
+        </w:rPr>
+        <w:t>cancelled</w:t>
+      </w:r>
+      <w:r>
+        <w:t>).</w:t>
+      </w:r>
+    </w:p>
+    <w:p>
+      <w:pPr>
+        <w:pStyle w:val="a3"/>
+        <w:numPr>
+          <w:ilvl w:val="0"/>
+          <w:numId w:val="32"/>
+        </w:numPr>
+        <w:spacing w:before="0" w:beforeAutospacing="0" w:after="0" w:afterAutospacing="0"/>
+      </w:pPr>
+      <w:r>
+        <w:t>К</w:t>
+      </w:r>
+      <w:r>
+        <w:t>нопка Просмотра отчётов.</w:t>
+      </w:r>
+    </w:p>
+    <w:p>
+      <w:pPr>
+        <w:spacing w:before="100" w:beforeAutospacing="1" w:after="100" w:afterAutospacing="1" w:line="240" w:lineRule="auto"/>
+        <w:rPr>
+          <w:rFonts w:ascii="Times New Roman" w:eastAsia="Times New Roman" w:hAnsi="Times New Roman" w:cs="Times New Roman"/>
+          <w:sz w:val="24"/>
+          <w:szCs w:val="24"/>
+          <w:lang w:eastAsia="ru-KG"/>
+        </w:rPr>
+      </w:pPr>
+      <w:r>
+        <w:rPr>
+          <w:rFonts w:ascii="Times New Roman" w:eastAsia="Times New Roman" w:hAnsi="Times New Roman" w:cs="Times New Roman"/>
+          <w:b/>
+          <w:bCs/>
+          <w:sz w:val="24"/>
+          <w:szCs w:val="24"/>
+          <w:lang w:eastAsia="ru-KG"/>
+        </w:rPr>
+        <w:t>Экран «Отчеты Учебной части»:</w:t>
+      </w:r>
+    </w:p>
+    <w:p>
+      <w:pPr>
+        <w:numPr>
+          <w:ilvl w:val="0"/>
+          <w:numId w:val="45"/>
+        </w:numPr>
+        <w:spacing w:before="100" w:beforeAutospacing="1" w:after="100" w:afterAutospacing="1" w:line="240" w:lineRule="auto"/>
+        <w:rPr>
+          <w:rFonts w:ascii="Times New Roman" w:eastAsia="Times New Roman" w:hAnsi="Times New Roman" w:cs="Times New Roman"/>
+          <w:sz w:val="24"/>
+          <w:szCs w:val="24"/>
+          <w:lang w:eastAsia="ru-KG"/>
+        </w:rPr>
+      </w:pPr>
+      <w:r>
+        <w:rPr>
+          <w:rFonts w:ascii="Times New Roman" w:eastAsia="Times New Roman" w:hAnsi="Times New Roman" w:cs="Times New Roman"/>
+          <w:b/>
+          <w:bCs/>
+          <w:sz w:val="24"/>
+          <w:szCs w:val="24"/>
+          <w:lang w:eastAsia="ru-KG"/>
+        </w:rPr>
+        <w:t>Dashboard аналитики:</w:t>
+      </w:r>
+      <w:r>
+        <w:rPr>
+          <w:rFonts w:ascii="Times New Roman" w:eastAsia="Times New Roman" w:hAnsi="Times New Roman" w:cs="Times New Roman"/>
+          <w:sz w:val="24"/>
+          <w:szCs w:val="24"/>
+          <w:lang w:eastAsia="ru-KG"/>
+        </w:rPr>
+        <w:t xml:space="preserve"> Графики динамики посещаемости по факультетам/программам.</w:t>
+      </w:r>
+    </w:p>
+    <w:p>
+      <w:pPr>
+        <w:numPr>
+          <w:ilvl w:val="0"/>
+          <w:numId w:val="45"/>
+        </w:numPr>
+        <w:spacing w:before="100" w:beforeAutospacing="1" w:after="100" w:afterAutospacing="1" w:line="240" w:lineRule="auto"/>
+        <w:rPr>
+          <w:rFonts w:ascii="Times New Roman" w:eastAsia="Times New Roman" w:hAnsi="Times New Roman" w:cs="Times New Roman"/>
+          <w:sz w:val="24"/>
+          <w:szCs w:val="24"/>
+          <w:lang w:eastAsia="ru-KG"/>
+        </w:rPr>
+      </w:pPr>
+      <w:r>
+        <w:rPr>
+          <w:rFonts w:ascii="Times New Roman" w:eastAsia="Times New Roman" w:hAnsi="Times New Roman" w:cs="Times New Roman"/>
+          <w:b/>
+          <w:bCs/>
+          <w:sz w:val="24"/>
+          <w:szCs w:val="24"/>
+          <w:lang w:eastAsia="ru-KG"/>
+        </w:rPr>
+        <w:t>Рейтинги:</w:t>
+      </w:r>
+      <w:r>
+        <w:rPr>
+          <w:rFonts w:ascii="Times New Roman" w:eastAsia="Times New Roman" w:hAnsi="Times New Roman" w:cs="Times New Roman"/>
+          <w:sz w:val="24"/>
+          <w:szCs w:val="24"/>
+          <w:lang w:eastAsia="ru-KG"/>
+        </w:rPr>
+        <w:t xml:space="preserve"> Топ самых посещаемых и самых «проблемных» групп/дисциплин.</w:t>
+      </w:r>
+    </w:p>
+    <w:p>
+      <w:pPr>
+        <w:numPr>
+          <w:ilvl w:val="0"/>
+          <w:numId w:val="45"/>
+        </w:numPr>
+        <w:spacing w:before="100" w:beforeAutospacing="1" w:after="100" w:afterAutospacing="1" w:line="240" w:lineRule="auto"/>
+        <w:rPr>
+          <w:rFonts w:ascii="Times New Roman" w:eastAsia="Times New Roman" w:hAnsi="Times New Roman" w:cs="Times New Roman"/>
+          <w:sz w:val="24"/>
+          <w:szCs w:val="24"/>
+          <w:lang w:eastAsia="ru-KG"/>
+        </w:rPr>
+      </w:pPr>
+      <w:r>
+        <w:rPr>
+          <w:rFonts w:ascii="Times New Roman" w:eastAsia="Times New Roman" w:hAnsi="Times New Roman" w:cs="Times New Roman"/>
+          <w:b/>
+          <w:bCs/>
+          <w:sz w:val="24"/>
+          <w:szCs w:val="24"/>
+          <w:lang w:eastAsia="ru-KG"/>
+        </w:rPr>
+        <w:t>Экспорт:</w:t>
+      </w:r>
+      <w:r>
+        <w:rPr>
+          <w:rFonts w:ascii="Times New Roman" w:eastAsia="Times New Roman" w:hAnsi="Times New Roman" w:cs="Times New Roman"/>
+          <w:sz w:val="24"/>
+          <w:szCs w:val="24"/>
+          <w:lang w:eastAsia="ru-KG"/>
+        </w:rPr>
+        <w:t xml:space="preserve"> Кнопка «Скачать в Excel» для формирования официальных ведомостей.</w:t>
       </w:r>
     </w:p>
     <w:p>
@@ -6889,8 +7046,7 @@
           <w:b/>
           <w:bCs/>
         </w:rPr>
-        <w:lastRenderedPageBreak/>
-        <w:t>16.4. Экран Учебной части:</w:t>
+        <w:t>16.5. Экран Администратора:</w:t>
       </w:r>
     </w:p>
     <w:p>
@@ -6898,7 +7054,7 @@
         <w:pStyle w:val="a3"/>
         <w:numPr>
           <w:ilvl w:val="0"/>
-          <w:numId w:val="32"/>
+          <w:numId w:val="33"/>
         </w:numPr>
         <w:spacing w:before="0" w:beforeAutospacing="0" w:after="0" w:afterAutospacing="0"/>
       </w:pPr>
@@ -6907,10 +7063,10 @@
           <w:b/>
           <w:bCs/>
         </w:rPr>
-        <w:t>Панель управления:</w:t>
-      </w:r>
-      <w:r>
-        <w:t xml:space="preserve"> Поля установки дат начала/окончания семестра.</w:t>
+        <w:t>Мониторинг:</w:t>
+      </w:r>
+      <w:r>
+        <w:t xml:space="preserve"> Панель со статусами синхронизации (GAUDI/Schedule) и датой последнего обновления.</w:t>
       </w:r>
     </w:p>
     <w:p>
@@ -6918,7 +7074,7 @@
         <w:pStyle w:val="a3"/>
         <w:numPr>
           <w:ilvl w:val="0"/>
-          <w:numId w:val="32"/>
+          <w:numId w:val="33"/>
         </w:numPr>
         <w:spacing w:before="0" w:beforeAutospacing="0" w:after="0" w:afterAutospacing="0"/>
       </w:pPr>
@@ -6927,19 +7083,15 @@
           <w:b/>
           <w:bCs/>
         </w:rPr>
-        <w:t>Интерфейс поиска:</w:t>
-      </w:r>
-      <w:r>
-        <w:t xml:space="preserve"> Расширенный фильтр по студентам, группам и дисциплинам.</w:t>
+        <w:t>Логи:</w:t>
+      </w:r>
+      <w:r>
+        <w:t xml:space="preserve"> Таблица Audit Trail с фильтрацией по дате, пользователю и типу действия.</w:t>
       </w:r>
     </w:p>
     <w:p>
       <w:pPr>
         <w:pStyle w:val="a3"/>
-        <w:numPr>
-          <w:ilvl w:val="0"/>
-          <w:numId w:val="32"/>
-        </w:numPr>
         <w:spacing w:before="0" w:beforeAutospacing="0" w:after="0" w:afterAutospacing="0"/>
       </w:pPr>
       <w:r>
@@ -6947,19 +7099,7 @@
           <w:b/>
           <w:bCs/>
         </w:rPr>
-        <w:t>Управление занятиями:</w:t>
-      </w:r>
-      <w:r>
-        <w:t xml:space="preserve"> Список всех занятий с возможностью принудительной отмены (</w:t>
-      </w:r>
-      <w:r>
-        <w:rPr>
-          <w:rStyle w:val="HTML1"/>
-        </w:rPr>
-        <w:t>cancelled</w:t>
-      </w:r>
-      <w:r>
-        <w:t>).</w:t>
+        <w:t>16.6. Экран Руководства:</w:t>
       </w:r>
     </w:p>
     <w:p>
@@ -6967,57 +7107,45 @@
         <w:pStyle w:val="a3"/>
         <w:numPr>
           <w:ilvl w:val="0"/>
-          <w:numId w:val="32"/>
+          <w:numId w:val="34"/>
         </w:numPr>
         <w:spacing w:before="0" w:beforeAutospacing="0" w:after="0" w:afterAutospacing="0"/>
       </w:pPr>
       <w:r>
         <w:rPr>
-          <w:lang w:val="ru-KG"/>
-        </w:rPr>
-        <w:t>К</w:t>
-      </w:r>
-      <w:r>
-        <w:rPr>
-          <w:lang w:val="ru-KG"/>
-        </w:rPr>
-        <w:t>нопка Просмотра отчётов.</w:t>
-      </w:r>
-    </w:p>
-    <w:p>
-      <w:pPr>
-        <w:spacing w:before="100" w:beforeAutospacing="1" w:after="100" w:afterAutospacing="1" w:line="240" w:lineRule="auto"/>
-        <w:rPr>
-          <w:rFonts w:ascii="Times New Roman" w:eastAsia="Times New Roman" w:hAnsi="Times New Roman" w:cs="Times New Roman"/>
-          <w:sz w:val="24"/>
-          <w:szCs w:val="24"/>
-          <w:lang w:val="ru-KG" w:eastAsia="ru-KG"/>
-        </w:rPr>
-      </w:pPr>
-      <w:r>
-        <w:rPr>
-          <w:rFonts w:ascii="Times New Roman" w:eastAsia="Times New Roman" w:hAnsi="Times New Roman" w:cs="Times New Roman"/>
           <w:b/>
           <w:bCs/>
-          <w:sz w:val="24"/>
-          <w:szCs w:val="24"/>
-          <w:lang w:val="ru-KG" w:eastAsia="ru-KG"/>
-        </w:rPr>
-        <w:t>Экран «Отчеты Учебной части»:</w:t>
-      </w:r>
-    </w:p>
-    <w:p>
-      <w:pPr>
-        <w:numPr>
-          <w:ilvl w:val="0"/>
-          <w:numId w:val="45"/>
-        </w:numPr>
+        </w:rPr>
+        <w:t>Центр аналитики:</w:t>
+      </w:r>
+      <w:r>
+        <w:t xml:space="preserve"> Набор фильтров для формирования агрегированных отчетов. Визуальные индикаторы «проблемных групп» (выделение цветом при превышении порога пропусков).</w:t>
+      </w:r>
+    </w:p>
+    <w:p>
+      <w:pPr>
+        <w:pStyle w:val="a3"/>
+        <w:numPr>
+          <w:ilvl w:val="0"/>
+          <w:numId w:val="34"/>
+        </w:numPr>
+        <w:spacing w:before="0" w:beforeAutospacing="0" w:after="0" w:afterAutospacing="0"/>
+      </w:pPr>
+      <w:r>
+        <w:t>Кн</w:t>
+      </w:r>
+      <w:r>
+        <w:t>опка Просмотр отчётов</w:t>
+      </w:r>
+    </w:p>
+    <w:p>
+      <w:pPr>
         <w:spacing w:before="100" w:beforeAutospacing="1" w:after="100" w:afterAutospacing="1" w:line="240" w:lineRule="auto"/>
         <w:rPr>
           <w:rFonts w:ascii="Times New Roman" w:eastAsia="Times New Roman" w:hAnsi="Times New Roman" w:cs="Times New Roman"/>
           <w:sz w:val="24"/>
           <w:szCs w:val="24"/>
-          <w:lang w:val="ru-KG" w:eastAsia="ru-KG"/>
+          <w:lang w:eastAsia="ru-KG"/>
         </w:rPr>
       </w:pPr>
       <w:r>
@@ -7027,32 +7155,23 @@
           <w:bCs/>
           <w:sz w:val="24"/>
           <w:szCs w:val="24"/>
-          <w:lang w:val="ru-KG" w:eastAsia="ru-KG"/>
-        </w:rPr>
-        <w:t>Dashboard аналитики:</w:t>
-      </w:r>
-      <w:r>
-        <w:rPr>
-          <w:rFonts w:ascii="Times New Roman" w:eastAsia="Times New Roman" w:hAnsi="Times New Roman" w:cs="Times New Roman"/>
-          <w:sz w:val="24"/>
-          <w:szCs w:val="24"/>
-          <w:lang w:val="ru-KG" w:eastAsia="ru-KG"/>
-        </w:rPr>
-        <w:t xml:space="preserve"> Графики динамики посещаемости по факультетам/программам.</w:t>
-      </w:r>
-    </w:p>
-    <w:p>
-      <w:pPr>
-        <w:numPr>
-          <w:ilvl w:val="0"/>
-          <w:numId w:val="45"/>
+          <w:lang w:eastAsia="ru-KG"/>
+        </w:rPr>
+        <w:t>Экран «Отчеты Руководства»:</w:t>
+      </w:r>
+    </w:p>
+    <w:p>
+      <w:pPr>
+        <w:numPr>
+          <w:ilvl w:val="0"/>
+          <w:numId w:val="44"/>
         </w:numPr>
         <w:spacing w:before="100" w:beforeAutospacing="1" w:after="100" w:afterAutospacing="1" w:line="240" w:lineRule="auto"/>
         <w:rPr>
           <w:rFonts w:ascii="Times New Roman" w:eastAsia="Times New Roman" w:hAnsi="Times New Roman" w:cs="Times New Roman"/>
           <w:sz w:val="24"/>
           <w:szCs w:val="24"/>
-          <w:lang w:val="ru-KG" w:eastAsia="ru-KG"/>
+          <w:lang w:eastAsia="ru-KG"/>
         </w:rPr>
       </w:pPr>
       <w:r>
@@ -7062,32 +7181,32 @@
           <w:bCs/>
           <w:sz w:val="24"/>
           <w:szCs w:val="24"/>
-          <w:lang w:val="ru-KG" w:eastAsia="ru-KG"/>
-        </w:rPr>
-        <w:t>Рейтинги:</w:t>
-      </w:r>
-      <w:r>
-        <w:rPr>
-          <w:rFonts w:ascii="Times New Roman" w:eastAsia="Times New Roman" w:hAnsi="Times New Roman" w:cs="Times New Roman"/>
-          <w:sz w:val="24"/>
-          <w:szCs w:val="24"/>
-          <w:lang w:val="ru-KG" w:eastAsia="ru-KG"/>
-        </w:rPr>
-        <w:t xml:space="preserve"> Топ самых посещаемых и самых «проблемных» групп/дисциплин.</w:t>
-      </w:r>
-    </w:p>
-    <w:p>
-      <w:pPr>
-        <w:numPr>
-          <w:ilvl w:val="0"/>
-          <w:numId w:val="45"/>
+          <w:lang w:eastAsia="ru-KG"/>
+        </w:rPr>
+        <w:t>Dashboard аналитики:</w:t>
+      </w:r>
+      <w:r>
+        <w:rPr>
+          <w:rFonts w:ascii="Times New Roman" w:eastAsia="Times New Roman" w:hAnsi="Times New Roman" w:cs="Times New Roman"/>
+          <w:sz w:val="24"/>
+          <w:szCs w:val="24"/>
+          <w:lang w:eastAsia="ru-KG"/>
+        </w:rPr>
+        <w:t xml:space="preserve"> Графики динамики посещаемости по факультетам/программам.</w:t>
+      </w:r>
+    </w:p>
+    <w:p>
+      <w:pPr>
+        <w:numPr>
+          <w:ilvl w:val="0"/>
+          <w:numId w:val="44"/>
         </w:numPr>
         <w:spacing w:before="100" w:beforeAutospacing="1" w:after="100" w:afterAutospacing="1" w:line="240" w:lineRule="auto"/>
         <w:rPr>
           <w:rFonts w:ascii="Times New Roman" w:eastAsia="Times New Roman" w:hAnsi="Times New Roman" w:cs="Times New Roman"/>
           <w:sz w:val="24"/>
           <w:szCs w:val="24"/>
-          <w:lang w:val="ru-KG" w:eastAsia="ru-KG"/>
+          <w:lang w:eastAsia="ru-KG"/>
         </w:rPr>
       </w:pPr>
       <w:r>
@@ -7097,31 +7216,62 @@
           <w:bCs/>
           <w:sz w:val="24"/>
           <w:szCs w:val="24"/>
-          <w:lang w:val="ru-KG" w:eastAsia="ru-KG"/>
-        </w:rPr>
-        <w:t>Экспорт:</w:t>
-      </w:r>
-      <w:r>
-        <w:rPr>
-          <w:rFonts w:ascii="Times New Roman" w:eastAsia="Times New Roman" w:hAnsi="Times New Roman" w:cs="Times New Roman"/>
-          <w:sz w:val="24"/>
-          <w:szCs w:val="24"/>
-          <w:lang w:val="ru-KG" w:eastAsia="ru-KG"/>
-        </w:rPr>
-        <w:t xml:space="preserve"> Кнопка «Скачать в Excel» для формирования официальных ведомостей.</w:t>
-      </w:r>
-    </w:p>
-    <w:p>
-      <w:pPr>
-        <w:pStyle w:val="a3"/>
-        <w:spacing w:before="0" w:beforeAutospacing="0" w:after="0" w:afterAutospacing="0"/>
-      </w:pPr>
-      <w:r>
-        <w:rPr>
+          <w:lang w:eastAsia="ru-KG"/>
+        </w:rPr>
+        <w:t>Рейтинги:</w:t>
+      </w:r>
+      <w:r>
+        <w:rPr>
+          <w:rFonts w:ascii="Times New Roman" w:eastAsia="Times New Roman" w:hAnsi="Times New Roman" w:cs="Times New Roman"/>
+          <w:sz w:val="24"/>
+          <w:szCs w:val="24"/>
+          <w:lang w:eastAsia="ru-KG"/>
+        </w:rPr>
+        <w:t xml:space="preserve"> Топ самых посещаемых и самых «проблемных» групп/дисциплин.</w:t>
+      </w:r>
+    </w:p>
+    <w:p>
+      <w:pPr>
+        <w:numPr>
+          <w:ilvl w:val="0"/>
+          <w:numId w:val="44"/>
+        </w:numPr>
+        <w:spacing w:before="100" w:beforeAutospacing="1" w:after="100" w:afterAutospacing="1" w:line="240" w:lineRule="auto"/>
+        <w:rPr>
+          <w:rFonts w:ascii="Times New Roman" w:eastAsia="Times New Roman" w:hAnsi="Times New Roman" w:cs="Times New Roman"/>
+          <w:sz w:val="24"/>
+          <w:szCs w:val="24"/>
+          <w:lang w:eastAsia="ru-KG"/>
+        </w:rPr>
+      </w:pPr>
+      <w:r>
+        <w:rPr>
+          <w:rFonts w:ascii="Times New Roman" w:eastAsia="Times New Roman" w:hAnsi="Times New Roman" w:cs="Times New Roman"/>
           <w:b/>
           <w:bCs/>
-        </w:rPr>
-        <w:t>16.5. Экран Администратора:</w:t>
+          <w:sz w:val="24"/>
+          <w:szCs w:val="24"/>
+          <w:lang w:eastAsia="ru-KG"/>
+        </w:rPr>
+        <w:t>Экспорт:</w:t>
+      </w:r>
+      <w:r>
+        <w:rPr>
+          <w:rFonts w:ascii="Times New Roman" w:eastAsia="Times New Roman" w:hAnsi="Times New Roman" w:cs="Times New Roman"/>
+          <w:sz w:val="24"/>
+          <w:szCs w:val="24"/>
+          <w:lang w:eastAsia="ru-KG"/>
+        </w:rPr>
+        <w:t xml:space="preserve"> Кнопка «Скачать в Excel» для формирования официальных ведомостей.</w:t>
+      </w:r>
+    </w:p>
+    <w:p>
+      <w:pPr>
+        <w:pStyle w:val="3"/>
+        <w:spacing w:before="0" w:beforeAutospacing="0" w:after="0" w:afterAutospacing="0"/>
+      </w:pPr>
+      <w:r>
+        <w:t>17. СЦЕНАРИИ ВЗАИМОДЕЙСТВИЯ (USER FLOW)</w:t>
       </w:r>
     </w:p>
     <w:p>
@@ -7129,7 +7279,7 @@
         <w:pStyle w:val="a3"/>
         <w:numPr>
           <w:ilvl w:val="0"/>
-          <w:numId w:val="33"/>
+          <w:numId w:val="35"/>
         </w:numPr>
         <w:spacing w:before="0" w:beforeAutospacing="0" w:after="0" w:afterAutospacing="0"/>
       </w:pPr>
@@ -7138,10 +7288,16 @@
           <w:b/>
           <w:bCs/>
         </w:rPr>
-        <w:t>Мониторинг:</w:t>
-      </w:r>
-      <w:r>
-        <w:t xml:space="preserve"> Панель со статусами синхронизации (GAUDI/Schedule) и датой последнего обновления.</w:t>
+        <w:t>Сценарий Преподавателя:</w:t>
+      </w:r>
+      <w:r>
+        <w:t xml:space="preserve"> Login → Выбор активного занятия → Проставление отметок → Сохранение (пакетное обновление) → </w:t>
+      </w:r>
+      <w:r>
+        <w:t xml:space="preserve">Просмотр отчетов → </w:t>
+      </w:r>
+      <w:r>
+        <w:t>Logout.</w:t>
       </w:r>
     </w:p>
     <w:p>
@@ -7149,7 +7305,7 @@
         <w:pStyle w:val="a3"/>
         <w:numPr>
           <w:ilvl w:val="0"/>
-          <w:numId w:val="33"/>
+          <w:numId w:val="35"/>
         </w:numPr>
         <w:spacing w:before="0" w:beforeAutospacing="0" w:after="0" w:afterAutospacing="0"/>
       </w:pPr>
@@ -7158,15 +7314,76 @@
           <w:b/>
           <w:bCs/>
         </w:rPr>
-        <w:t>Логи:</w:t>
-      </w:r>
-      <w:r>
-        <w:t xml:space="preserve"> Таблица Audit Trail с фильтрацией по дате, пользователю и типу действия.</w:t>
+        <w:t>Сценарий Куратора:</w:t>
+      </w:r>
+      <w:r>
+        <w:t xml:space="preserve"> Login → Просмотр списка </w:t>
+      </w:r>
+      <w:r>
+        <w:rPr>
+          <w:rStyle w:val="HTML1"/>
+        </w:rPr>
+        <w:t>Б_pending</w:t>
+      </w:r>
+      <w:r>
+        <w:t xml:space="preserve"> → Проверка </w:t>
+      </w:r>
+      <w:r>
+        <w:t xml:space="preserve">посещения студентов → Проставление </w:t>
+      </w:r>
+      <w:r>
+        <w:rPr>
+          <w:lang w:val="en-US"/>
+        </w:rPr>
+        <w:t xml:space="preserve">[ </w:t>
+      </w:r>
+      <w:r>
+        <w:t>А</w:t>
+      </w:r>
+      <w:r>
+        <w:rPr>
+          <w:lang w:val="en-US"/>
+        </w:rPr>
+        <w:t xml:space="preserve"> ]</w:t>
+      </w:r>
+      <w:r>
+        <w:t xml:space="preserve"> </w:t>
+      </w:r>
+      <w:r>
+        <w:t xml:space="preserve">→ Изменение статуса на </w:t>
+      </w:r>
+      <w:r>
+        <w:rPr>
+          <w:rStyle w:val="HTML1"/>
+        </w:rPr>
+        <w:t>Б_confirmed</w:t>
+      </w:r>
+      <w:r>
+        <w:t xml:space="preserve"> или </w:t>
+      </w:r>
+      <w:r>
+        <w:rPr>
+          <w:rStyle w:val="HTML1"/>
+        </w:rPr>
+        <w:t>НБ</w:t>
+      </w:r>
+      <w:r>
+        <w:t xml:space="preserve"> →</w:t>
+      </w:r>
+      <w:r>
+        <w:t xml:space="preserve"> Просмотр отчуётов → </w:t>
+      </w:r>
+      <w:r>
+        <w:t>Logout.</w:t>
       </w:r>
     </w:p>
     <w:p>
       <w:pPr>
         <w:pStyle w:val="a3"/>
+        <w:numPr>
+          <w:ilvl w:val="0"/>
+          <w:numId w:val="35"/>
+        </w:numPr>
         <w:spacing w:before="0" w:beforeAutospacing="0" w:after="0" w:afterAutospacing="0"/>
       </w:pPr>
       <w:r>
@@ -7174,347 +7391,13 @@
           <w:b/>
           <w:bCs/>
         </w:rPr>
-        <w:t>16.6. Экран Руководства:</w:t>
-      </w:r>
-    </w:p>
-    <w:p>
-      <w:pPr>
-        <w:pStyle w:val="a3"/>
-        <w:numPr>
-          <w:ilvl w:val="0"/>
-          <w:numId w:val="34"/>
-        </w:numPr>
-        <w:spacing w:before="0" w:beforeAutospacing="0" w:after="0" w:afterAutospacing="0"/>
-      </w:pPr>
-      <w:r>
-        <w:rPr>
-          <w:b/>
-          <w:bCs/>
-        </w:rPr>
-        <w:t>Центр аналитики:</w:t>
-      </w:r>
-      <w:r>
-        <w:t xml:space="preserve"> Набор фильтров для формирования агрегированных отчетов. Визуальные индикаторы «проблемных групп» (выделение цветом при превышении порога пропусков).</w:t>
-      </w:r>
-    </w:p>
-    <w:p>
-      <w:pPr>
-        <w:pStyle w:val="a3"/>
-        <w:numPr>
-          <w:ilvl w:val="0"/>
-          <w:numId w:val="34"/>
-        </w:numPr>
-        <w:spacing w:before="0" w:beforeAutospacing="0" w:after="0" w:afterAutospacing="0"/>
-      </w:pPr>
-      <w:r>
-        <w:rPr>
-          <w:lang w:val="ru-KG"/>
-        </w:rPr>
-        <w:t>Кн</w:t>
-      </w:r>
-      <w:r>
-        <w:rPr>
-          <w:lang w:val="ru-KG"/>
-        </w:rPr>
-        <w:t>опка Просмотр отчётов</w:t>
-      </w:r>
-    </w:p>
-    <w:p>
-      <w:pPr>
-        <w:spacing w:before="100" w:beforeAutospacing="1" w:after="100" w:afterAutospacing="1" w:line="240" w:lineRule="auto"/>
-        <w:rPr>
-          <w:rFonts w:ascii="Times New Roman" w:eastAsia="Times New Roman" w:hAnsi="Times New Roman" w:cs="Times New Roman"/>
-          <w:sz w:val="24"/>
-          <w:szCs w:val="24"/>
-          <w:lang w:val="ru-KG" w:eastAsia="ru-KG"/>
-        </w:rPr>
-      </w:pPr>
-      <w:r>
-        <w:rPr>
-          <w:rFonts w:ascii="Times New Roman" w:eastAsia="Times New Roman" w:hAnsi="Times New Roman" w:cs="Times New Roman"/>
-          <w:b/>
-          <w:bCs/>
-          <w:sz w:val="24"/>
-          <w:szCs w:val="24"/>
-          <w:lang w:val="ru-KG" w:eastAsia="ru-KG"/>
-        </w:rPr>
-        <w:t>Экран «Отчеты Руководства»:</w:t>
-      </w:r>
-    </w:p>
-    <w:p>
-      <w:pPr>
-        <w:numPr>
-          <w:ilvl w:val="0"/>
-          <w:numId w:val="44"/>
-        </w:numPr>
-        <w:spacing w:before="100" w:beforeAutospacing="1" w:after="100" w:afterAutospacing="1" w:line="240" w:lineRule="auto"/>
-        <w:rPr>
-          <w:rFonts w:ascii="Times New Roman" w:eastAsia="Times New Roman" w:hAnsi="Times New Roman" w:cs="Times New Roman"/>
-          <w:sz w:val="24"/>
-          <w:szCs w:val="24"/>
-          <w:lang w:val="ru-KG" w:eastAsia="ru-KG"/>
-        </w:rPr>
-      </w:pPr>
-      <w:r>
-        <w:rPr>
-          <w:rFonts w:ascii="Times New Roman" w:eastAsia="Times New Roman" w:hAnsi="Times New Roman" w:cs="Times New Roman"/>
-          <w:b/>
-          <w:bCs/>
-          <w:sz w:val="24"/>
-          <w:szCs w:val="24"/>
-          <w:lang w:val="ru-KG" w:eastAsia="ru-KG"/>
-        </w:rPr>
-        <w:t>Dashboard аналитики:</w:t>
-      </w:r>
-      <w:r>
-        <w:rPr>
-          <w:rFonts w:ascii="Times New Roman" w:eastAsia="Times New Roman" w:hAnsi="Times New Roman" w:cs="Times New Roman"/>
-          <w:sz w:val="24"/>
-          <w:szCs w:val="24"/>
-          <w:lang w:val="ru-KG" w:eastAsia="ru-KG"/>
-        </w:rPr>
-        <w:t xml:space="preserve"> Графики динамики посещаемости по факультетам/программам.</w:t>
-      </w:r>
-    </w:p>
-    <w:p>
-      <w:pPr>
-        <w:numPr>
-          <w:ilvl w:val="0"/>
-          <w:numId w:val="44"/>
-        </w:numPr>
-        <w:spacing w:before="100" w:beforeAutospacing="1" w:after="100" w:afterAutospacing="1" w:line="240" w:lineRule="auto"/>
-        <w:rPr>
-          <w:rFonts w:ascii="Times New Roman" w:eastAsia="Times New Roman" w:hAnsi="Times New Roman" w:cs="Times New Roman"/>
-          <w:sz w:val="24"/>
-          <w:szCs w:val="24"/>
-          <w:lang w:val="ru-KG" w:eastAsia="ru-KG"/>
-        </w:rPr>
-      </w:pPr>
-      <w:r>
-        <w:rPr>
-          <w:rFonts w:ascii="Times New Roman" w:eastAsia="Times New Roman" w:hAnsi="Times New Roman" w:cs="Times New Roman"/>
-          <w:b/>
-          <w:bCs/>
-          <w:sz w:val="24"/>
-          <w:szCs w:val="24"/>
-          <w:lang w:val="ru-KG" w:eastAsia="ru-KG"/>
-        </w:rPr>
-        <w:t>Рейтинги:</w:t>
-      </w:r>
-      <w:r>
-        <w:rPr>
-          <w:rFonts w:ascii="Times New Roman" w:eastAsia="Times New Roman" w:hAnsi="Times New Roman" w:cs="Times New Roman"/>
-          <w:sz w:val="24"/>
-          <w:szCs w:val="24"/>
-          <w:lang w:val="ru-KG" w:eastAsia="ru-KG"/>
-        </w:rPr>
-        <w:t xml:space="preserve"> Топ самых посещаемых и самых «проблемных» групп/дисциплин.</w:t>
-      </w:r>
-    </w:p>
-    <w:p>
-      <w:pPr>
-        <w:numPr>
-          <w:ilvl w:val="0"/>
-          <w:numId w:val="44"/>
-        </w:numPr>
-        <w:spacing w:before="100" w:beforeAutospacing="1" w:after="100" w:afterAutospacing="1" w:line="240" w:lineRule="auto"/>
-        <w:rPr>
-          <w:rFonts w:ascii="Times New Roman" w:eastAsia="Times New Roman" w:hAnsi="Times New Roman" w:cs="Times New Roman"/>
-          <w:sz w:val="24"/>
-          <w:szCs w:val="24"/>
-          <w:lang w:val="ru-KG" w:eastAsia="ru-KG"/>
-        </w:rPr>
-      </w:pPr>
-      <w:r>
-        <w:rPr>
-          <w:rFonts w:ascii="Times New Roman" w:eastAsia="Times New Roman" w:hAnsi="Times New Roman" w:cs="Times New Roman"/>
-          <w:b/>
-          <w:bCs/>
-          <w:sz w:val="24"/>
-          <w:szCs w:val="24"/>
-          <w:lang w:val="ru-KG" w:eastAsia="ru-KG"/>
-        </w:rPr>
-        <w:t>Экспорт:</w:t>
-      </w:r>
-      <w:r>
-        <w:rPr>
-          <w:rFonts w:ascii="Times New Roman" w:eastAsia="Times New Roman" w:hAnsi="Times New Roman" w:cs="Times New Roman"/>
-          <w:sz w:val="24"/>
-          <w:szCs w:val="24"/>
-          <w:lang w:val="ru-KG" w:eastAsia="ru-KG"/>
-        </w:rPr>
-        <w:t xml:space="preserve"> Кнопка «Скачать в Excel» для формирования официальных ведомостей.</w:t>
-      </w:r>
-    </w:p>
-    <w:p>
-      <w:pPr>
-        <w:pStyle w:val="3"/>
-        <w:spacing w:before="0" w:beforeAutospacing="0" w:after="0" w:afterAutospacing="0"/>
-      </w:pPr>
-      <w:r>
-        <w:t>17. СЦЕНАРИИ ВЗАИМОДЕЙСТВИЯ (USER FLOW)</w:t>
-      </w:r>
-    </w:p>
-    <w:p>
-      <w:pPr>
-        <w:pStyle w:val="a3"/>
-        <w:numPr>
-          <w:ilvl w:val="0"/>
-          <w:numId w:val="35"/>
-        </w:numPr>
-        <w:spacing w:before="0" w:beforeAutospacing="0" w:after="0" w:afterAutospacing="0"/>
-      </w:pPr>
-      <w:r>
-        <w:rPr>
-          <w:b/>
-          <w:bCs/>
-        </w:rPr>
-        <w:t>Сценарий Преподавателя:</w:t>
-      </w:r>
-      <w:r>
-        <w:t xml:space="preserve"> Login → Выбор активного занятия → Проставление отметок → Сохранение (пакетное обновление) → </w:t>
-      </w:r>
-      <w:r>
-        <w:rPr>
-          <w:lang w:val="ru-KG"/>
-        </w:rPr>
-        <w:t>Просмотр отчетов</w:t>
-      </w:r>
-      <w:r>
-        <w:t xml:space="preserve"> → </w:t>
-      </w:r>
-      <w:r>
-        <w:t>Logout.</w:t>
-      </w:r>
-    </w:p>
-    <w:p>
-      <w:pPr>
-        <w:pStyle w:val="a3"/>
-        <w:numPr>
-          <w:ilvl w:val="0"/>
-          <w:numId w:val="35"/>
-        </w:numPr>
-        <w:spacing w:before="0" w:beforeAutospacing="0" w:after="0" w:afterAutospacing="0"/>
-      </w:pPr>
-      <w:r>
-        <w:rPr>
-          <w:b/>
-          <w:bCs/>
-        </w:rPr>
-        <w:t>Сценарий Куратора:</w:t>
-      </w:r>
-      <w:r>
-        <w:t xml:space="preserve"> Login → Просмотр списка </w:t>
-      </w:r>
-      <w:r>
-        <w:rPr>
-          <w:rStyle w:val="HTML1"/>
-        </w:rPr>
-        <w:t>Б_pending</w:t>
-      </w:r>
-      <w:r>
-        <w:t xml:space="preserve"> → Проверка </w:t>
-      </w:r>
-      <w:r>
-        <w:rPr>
-          <w:lang w:val="ru-KG"/>
-        </w:rPr>
-        <w:t>посещения студентов</w:t>
-      </w:r>
-      <w:r>
-        <w:t xml:space="preserve"> → </w:t>
-      </w:r>
-      <w:r>
-        <w:rPr>
-          <w:lang w:val="ru-KG"/>
-        </w:rPr>
-        <w:t xml:space="preserve">Проставление </w:t>
-      </w:r>
-      <w:r>
-        <w:rPr>
-          <w:lang w:val="en-US"/>
-        </w:rPr>
-        <w:t xml:space="preserve">[ </w:t>
-      </w:r>
-      <w:r>
-        <w:rPr>
-          <w:lang w:val="ru-KG"/>
-        </w:rPr>
-        <w:t>А</w:t>
-      </w:r>
-      <w:r>
-        <w:rPr>
-          <w:lang w:val="en-US"/>
-        </w:rPr>
-        <w:t xml:space="preserve"> ]</w:t>
-      </w:r>
-      <w:r>
-        <w:rPr>
-          <w:lang w:val="ru-KG"/>
-        </w:rPr>
-        <w:t xml:space="preserve"> </w:t>
-      </w:r>
-      <w:r>
-        <w:t xml:space="preserve">→ Изменение статуса на </w:t>
-      </w:r>
-      <w:r>
-        <w:rPr>
-          <w:rStyle w:val="HTML1"/>
-        </w:rPr>
-        <w:t>Б_confirmed</w:t>
-      </w:r>
-      <w:r>
-        <w:t xml:space="preserve"> или </w:t>
-      </w:r>
-      <w:r>
-        <w:rPr>
-          <w:rStyle w:val="HTML1"/>
-        </w:rPr>
-        <w:t>НБ</w:t>
-      </w:r>
-      <w:r>
-        <w:t xml:space="preserve"> →</w:t>
-      </w:r>
-      <w:r>
-        <w:rPr>
-          <w:lang w:val="ru-KG"/>
-        </w:rPr>
-        <w:t xml:space="preserve"> Просмотр отчуётов</w:t>
-      </w:r>
-      <w:r>
-        <w:t xml:space="preserve"> → </w:t>
-      </w:r>
-      <w:r>
-        <w:t>Logout.</w:t>
-      </w:r>
-    </w:p>
-    <w:p>
-      <w:pPr>
-        <w:pStyle w:val="a3"/>
-        <w:numPr>
-          <w:ilvl w:val="0"/>
-          <w:numId w:val="35"/>
-        </w:numPr>
-        <w:spacing w:before="0" w:beforeAutospacing="0" w:after="0" w:afterAutospacing="0"/>
-      </w:pPr>
-      <w:r>
-        <w:rPr>
-          <w:b/>
-          <w:bCs/>
-        </w:rPr>
         <w:t>Сценарий Учебной части:</w:t>
       </w:r>
       <w:r>
         <w:t xml:space="preserve"> Login → Поиск конкретного занятия/студента → Корректировка статуса занятия (если нужно) → Формирование аналитического отчета за период</w:t>
       </w:r>
       <w:r>
-        <w:rPr>
-          <w:lang w:val="ru-KG"/>
-        </w:rPr>
-        <w:t xml:space="preserve"> </w:t>
-      </w:r>
-      <w:r>
-        <w:t>→ Logout</w:t>
+        <w:t xml:space="preserve"> → Logout</w:t>
       </w:r>
       <w:r>
         <w:t>.</w:t>
